--- a/SAJE_292892_revision/build_r2/07_Response_to_Reviewer_A.docx
+++ b/SAJE_292892_revision/build_r2/07_Response_to_Reviewer_A.docx
@@ -208,7 +208,7 @@
         <w:t xml:space="preserve">“</w:t>
       </w:r>
       <w:r>
-        <w:t xml:space="preserve">moves from no detected change to a decline of 6.6% depending on when investors are assumed to have seen the score.</w:t>
+        <w:t xml:space="preserve">moves from no detected change (95% interval −0.046 to 0.048 in log MTB) to a decline of 6.6% depending on when investors are assumed to have seen the score.</w:t>
       </w:r>
       <w:r>
         <w:t xml:space="preserve">”</w:t>

--- a/SAJE_292892_revision/build_r2/07_Response_to_Reviewer_A.docx
+++ b/SAJE_292892_revision/build_r2/07_Response_to_Reviewer_A.docx
@@ -521,15 +521,15 @@
         <w:pStyle w:val="BodyText"/>
       </w:pPr>
       <w:r>
-        <w:t xml:space="preserve">Each row of Table 4 changes one feature. Restricting to firms observed in both g − 1 and g, so that the same firms enter every later row, changes the MTB estimate by −0.005. Averaging event years 1 to 4 instead of 0 to 3, with the reference year unchanged, changes it by −0.016 (standard error 0.009). Moving the reference year from g − 1 to g, which is what a one-year-later dating does to the comparison, changes it by −0.044 (standard error 0.019), 62% of the total gap of −0.070. Measuring size in g and returning to all firms change little (0.002 and −0.008). Rows 7 to 10 repeat the steps for the cohorts observed through event year 4 and show the same pattern. The difference between the two estimates therefore comes mainly from the reference period, not from sample composition. Its economic meaning is that the later dating compares every later valuation with the first recorded year, the last year of the run-up: in the cohorts that contribute to event years 1 to 4, the MTB ratio of scored firms rose by a further 0.044 relative to never-scored firms between g − 1 and g, and moving the reference year subtracts exactly this rise.</w:t>
-      </w:r>
-    </w:p>
-    <w:p>
-      <w:pPr>
-        <w:pStyle w:val="BodyText"/>
-      </w:pPr>
-      <w:r>
-        <w:t xml:space="preserve">The wave comparison in Table S10 adds the most informative evidence. Under the one-year-later dating the MTB change is −0.136 for the Thai and Singaporean wave and −0.111 for the remaining cohorts, both of which had a run-up, but 0.012 for the Malaysian wave, which had none; its first-recorded-year estimate is 0.021. Where valuations did not run up before entry, neither dating detects an MTB change (95% intervals −0.053 to 0.091 and −0.055 to 0.076).</w:t>
+        <w:t xml:space="preserve">Each row of Table 4 changes one feature. Restricting to firms observed in both g − 1 and g, so that every later row draws on the same set of firms, changes the MTB estimate by −0.005. Averaging event years 1 to 4 instead of 0 to 3, with the reference year unchanged, changes it by −0.016 (standard error 0.009). Moving the reference year from g − 1 to g, which is what a one-year-later dating does to the comparison, changes it by −0.044 (standard error 0.019), 62% of the total gap of −0.070. Measuring size in g and returning to all firms change little (0.002 and −0.008). Rows 7 to 10 repeat the steps for the cohorts observed through event year 4 and show the same pattern. The difference between the two estimates therefore comes mainly from the reference period, not from sample composition. Its economic meaning is that the later dating compares every later valuation with the first recorded year, the last year of the run-up: moving the reference year subtracts from each later estimate the change of the same scored firms, relative to the same never-scored firms, between g − 1 and g. The step of −0.044 is this event-year-0 change averaged with the weights of event years 1 to 4, an accounting identity rather than a separate estimate, so part of the decline under the later dating is the rise in the first recorded year itself. Because the steps are sequential, the shares depend on their order; we take the window step before the reference step.</w:t>
+      </w:r>
+    </w:p>
+    <w:p>
+      <w:pPr>
+        <w:pStyle w:val="BodyText"/>
+      </w:pPr>
+      <w:r>
+        <w:t xml:space="preserve">The wave comparison in Table S10 adds the most informative evidence. Under the one-year-later dating the MTB change is −0.136 for the Thai and Singaporean wave and −0.111 for the remaining cohorts, both of which had a run-up, but 0.012 for the Malaysian wave, in which no run-up was detected (2.8%, 95% interval −7.4% to 15.2%); its first-recorded-year estimate is 0.021. Where no run-up was detected before entry, neither dating detects an MTB change (95% intervals −0.053 to 0.091 and −0.055 to 0.076).</w:t>
       </w:r>
     </w:p>
     <w:p>
@@ -660,7 +660,7 @@
         <w:t xml:space="preserve">“</w:t>
       </w:r>
       <w:r>
-        <w:t xml:space="preserve">extrapolates the relation estimated among controls to scored firms larger than any control.</w:t>
+        <w:t xml:space="preserve">extrapolates the relation estimated among controls to scored firms larger than most controls.</w:t>
       </w:r>
       <w:r>
         <w:t xml:space="preserve">”</w:t>
@@ -671,15 +671,15 @@
         <w:pStyle w:val="BodyText"/>
       </w:pPr>
       <w:r>
-        <w:t xml:space="preserve">Table 5 varies the size adjustment and the support. Across functional forms (no covariates, linear, quadratic, cubic, quintile indicators, and size measured at g − 3), the MTB estimate stays between −0.010 and 0.025. Keeping scored firms no larger than the 95th percentile of controls in their cell retains 487 scored firms and gives −0.021 (p = 0.426); the 90th and 99th percentile cut-offs give −0.013 and −0.006. Within the restricted support, the doubly robust estimator becomes usable and gives −0.010 (p = 0.715), with 1.1% of scored firm-cells having an estimated propensity score above 0.95 (Crump et al., 2009; Sant’Anna &amp; Zhao, 2020). The MTB result therefore does not depend on extrapolating the size adjustment.</w:t>
-      </w:r>
-    </w:p>
-    <w:p>
-      <w:pPr>
-        <w:pStyle w:val="BodyText"/>
-      </w:pPr>
-      <w:r>
-        <w:t xml:space="preserve">Market capitalization is more sensitive, as the reviewer anticipates: its estimate is 0.016 without covariates and between −0.096 and −0.033 with them. Section 5.6 now says that the negative market capitalization change depends on how size is modeled.</w:t>
+        <w:t xml:space="preserve">Table 5 varies the size adjustment and the support. Across functional forms (no covariates, linear, quadratic, cubic, quintile indicators, and size measured at g − 3), the MTB estimate stays between −0.010 and 0.025. Keeping scored firms no larger than the 95th percentile of controls in their cell retains 487 scored firms and gives −0.021 (p = 0.426); the 90th and 99th percentile cut-offs give −0.013 and −0.006. Within the restricted support, the doubly robust estimator becomes usable and gives −0.010 (p = 0.715), with 1.1% of scored firm-cells having an estimated propensity score above 0.95 (Sant’Anna &amp; Zhao, 2020); the size restriction follows the spirit of the overlap trimming of Crump et al. (2009), applied to size rather than to the propensity score. The MTB result therefore does not depend on extrapolating the size adjustment.</w:t>
+      </w:r>
+    </w:p>
+    <w:p>
+      <w:pPr>
+        <w:pStyle w:val="BodyText"/>
+      </w:pPr>
+      <w:r>
+        <w:t xml:space="preserve">Market capitalization is more sensitive, as the reviewer anticipates: its estimate is 0.016 without covariates, between −0.059 and −0.033 across the functional forms that adjust for size, and between −0.096 and −0.061 on the restricted supports. Section 5.6 now says that the negative market capitalization change depends on how size is modeled.</w:t>
       </w:r>
     </w:p>
     <w:p>
@@ -1027,7 +1027,7 @@
         <w:pStyle w:val="BodyText"/>
       </w:pPr>
       <w:r>
-        <w:t xml:space="preserve">On whether the pooled estimate averages different coverage processes, the revision treats the waves as distinct throughout. Section 5.2 reports the paths by wave, and Section 5.4 and Table S10 show that the waves differ under the later dating as well: the Malaysian wave, which had no run-up, shows no change under either dating, while the waves with a run-up show the decline. We now use this contrast as evidence (Sections 4.1 and 5.4) rather than averaging over it.</w:t>
+        <w:t xml:space="preserve">On whether the pooled estimate averages different coverage processes, the revision treats the waves as distinct throughout. Section 5.2 reports the paths by wave, and Section 5.4 and Table S10 show that the waves differ under the later dating as well: the Malaysian wave, in which no run-up was detected, shows no detectable change under either dating, while the waves with a run-up show the decline. We now use this contrast as evidence (Sections 4.1 and 5.4) rather than averaging over it.</w:t>
       </w:r>
     </w:p>
     <w:bookmarkEnd w:id="26"/>
